--- a/Sources Internal/Plugins/EwEConsumtionWriterPlugin/Documentation/EwEConsumptionWriter.docx
+++ b/Sources Internal/Plugins/EwEConsumtionWriterPlugin/Documentation/EwEConsumptionWriter.docx
@@ -22,32 +22,38 @@
           <w:lang w:val="en-US"/>
         </w:rPr>
       </w:pPr>
-      <w:bookmarkStart w:id="0" w:name="_GoBack"/>
-      <w:bookmarkEnd w:id="0"/>
+      <w:r>
+        <w:rPr>
+          <w:lang w:val="en-US"/>
+        </w:rPr>
+        <w:t>This plug-in to EwE version 6.5 and newer writes Ecosim consumption data to CSV file when Ecosim runs, and when explicitly activated.</w:t>
+      </w:r>
     </w:p>
     <w:p>
       <w:pPr>
-        <w:rPr>
-          <w:lang w:val="en-US"/>
-        </w:rPr>
-      </w:pPr>
-      <w:r>
-        <w:rPr>
-          <w:lang w:val="en-US"/>
-        </w:rPr>
-        <w:t xml:space="preserve">This plug-in to EwE 6.5 and newer writes Ecosim consumption data to CSV file when </w:t>
-      </w:r>
-      <w:r>
-        <w:rPr>
-          <w:lang w:val="en-US"/>
-        </w:rPr>
-        <w:t xml:space="preserve">Ecosim runs, and when explicitly </w:t>
-      </w:r>
-      <w:r>
-        <w:rPr>
-          <w:lang w:val="en-US"/>
-        </w:rPr>
-        <w:t xml:space="preserve">activated. To activate, navigate either to the EwE file management settings (Menu &gt; Tools &gt; Options &gt; File Management, </w:t>
+        <w:pStyle w:val="Heading2"/>
+        <w:rPr>
+          <w:lang w:val="en-US"/>
+        </w:rPr>
+      </w:pPr>
+      <w:r>
+        <w:rPr>
+          <w:lang w:val="en-US"/>
+        </w:rPr>
+        <w:t>Configuration</w:t>
+      </w:r>
+    </w:p>
+    <w:p>
+      <w:pPr>
+        <w:rPr>
+          <w:lang w:val="en-US"/>
+        </w:rPr>
+      </w:pPr>
+      <w:r>
+        <w:rPr>
+          <w:lang w:val="en-US"/>
+        </w:rPr>
+        <w:t xml:space="preserve">To activate, navigate either to the EwE file management settings (Menu &gt; Tools &gt; Options &gt; File Management, </w:t>
       </w:r>
       <w:r>
         <w:rPr>
@@ -171,7 +177,7 @@
                     </pic:cNvPicPr>
                   </pic:nvPicPr>
                   <pic:blipFill>
-                    <a:blip r:embed="rId6">
+                    <a:blip r:embed="rId7">
                       <a:extLst>
                         <a:ext uri="{28A0092B-C50C-407E-A947-70E740481C1C}">
                           <a14:useLocalDpi xmlns:a14="http://schemas.microsoft.com/office/drawing/2010/main" val="0"/>
@@ -207,7 +213,7 @@
       <w:pPr>
         <w:pStyle w:val="Caption"/>
       </w:pPr>
-      <w:bookmarkStart w:id="1" w:name="_Ref394850067"/>
+      <w:bookmarkStart w:id="0" w:name="_Ref394850067"/>
       <w:r>
         <w:t xml:space="preserve">Figure </w:t>
       </w:r>
@@ -232,7 +238,7 @@
         </w:rPr>
         <w:fldChar w:fldCharType="end"/>
       </w:r>
-      <w:bookmarkEnd w:id="1"/>
+      <w:bookmarkEnd w:id="0"/>
       <w:r>
         <w:t xml:space="preserve"> - Activating auto</w:t>
       </w:r>
@@ -270,7 +276,7 @@
                     </pic:cNvPicPr>
                   </pic:nvPicPr>
                   <pic:blipFill>
-                    <a:blip r:embed="rId7">
+                    <a:blip r:embed="rId8">
                       <a:extLst>
                         <a:ext uri="{28A0092B-C50C-407E-A947-70E740481C1C}">
                           <a14:useLocalDpi xmlns:a14="http://schemas.microsoft.com/office/drawing/2010/main" val="0"/>
@@ -306,7 +312,7 @@
       <w:pPr>
         <w:pStyle w:val="Caption"/>
       </w:pPr>
-      <w:bookmarkStart w:id="2" w:name="_Ref394850204"/>
+      <w:bookmarkStart w:id="1" w:name="_Ref394850204"/>
       <w:r>
         <w:t xml:space="preserve">Figure </w:t>
       </w:r>
@@ -331,7 +337,7 @@
         </w:rPr>
         <w:fldChar w:fldCharType="end"/>
       </w:r>
-      <w:bookmarkEnd w:id="2"/>
+      <w:bookmarkEnd w:id="1"/>
       <w:r>
         <w:t xml:space="preserve"> - Activating the consumption writer plug-in settings</w:t>
       </w:r>
@@ -433,7 +439,7 @@
                     <pic:cNvPicPr/>
                   </pic:nvPicPr>
                   <pic:blipFill>
-                    <a:blip r:embed="rId8"/>
+                    <a:blip r:embed="rId9"/>
                     <a:stretch>
                       <a:fillRect/>
                     </a:stretch>
@@ -458,7 +464,7 @@
       <w:pPr>
         <w:pStyle w:val="Caption"/>
       </w:pPr>
-      <w:bookmarkStart w:id="3" w:name="_Ref394851792"/>
+      <w:bookmarkStart w:id="2" w:name="_Ref394851792"/>
       <w:r>
         <w:t xml:space="preserve">Figure </w:t>
       </w:r>
@@ -483,17 +489,446 @@
         </w:rPr>
         <w:fldChar w:fldCharType="end"/>
       </w:r>
-      <w:bookmarkEnd w:id="3"/>
+      <w:bookmarkEnd w:id="2"/>
       <w:r>
         <w:t xml:space="preserve"> - Options for the consumption writer</w:t>
       </w:r>
     </w:p>
     <w:p>
       <w:pPr>
-        <w:rPr>
-          <w:lang w:val="en-US"/>
-        </w:rPr>
-      </w:pPr>
+        <w:pStyle w:val="Heading2"/>
+      </w:pPr>
+      <w:r>
+        <w:t>Running</w:t>
+      </w:r>
+    </w:p>
+    <w:p>
+      <w:r>
+        <w:t>Once Ecosim runs</w:t>
+      </w:r>
+      <w:r>
+        <w:t xml:space="preserve"> with the plug-in activated</w:t>
+      </w:r>
+      <w:r>
+        <w:t xml:space="preserve">, consumption </w:t>
+      </w:r>
+      <w:r>
+        <w:t xml:space="preserve">CSV </w:t>
+      </w:r>
+      <w:r>
+        <w:t xml:space="preserve">files </w:t>
+      </w:r>
+      <w:r>
+        <w:t xml:space="preserve">will be saved </w:t>
+      </w:r>
+      <w:r>
+        <w:t xml:space="preserve">to the path indicated in the auto-save settings (see </w:t>
+      </w:r>
+      <w:r>
+        <w:fldChar w:fldCharType="begin"/>
+      </w:r>
+      <w:r>
+        <w:instrText xml:space="preserve"> REF _Ref394850067 \h </w:instrText>
+      </w:r>
+      <w:r>
+        <w:fldChar w:fldCharType="separate"/>
+      </w:r>
+      <w:r>
+        <w:t xml:space="preserve">Figure </w:t>
+      </w:r>
+      <w:r>
+        <w:rPr>
+          <w:noProof/>
+        </w:rPr>
+        <w:t>1</w:t>
+      </w:r>
+      <w:r>
+        <w:fldChar w:fldCharType="end"/>
+      </w:r>
+      <w:r>
+        <w:t>) for every time step, and for annual average values. The EwE Status panel will inform the user that data has been saved, and where (</w:t>
+      </w:r>
+      <w:r>
+        <w:fldChar w:fldCharType="begin"/>
+      </w:r>
+      <w:r>
+        <w:instrText xml:space="preserve"> REF _Ref394929539 \h </w:instrText>
+      </w:r>
+      <w:r>
+        <w:fldChar w:fldCharType="separate"/>
+      </w:r>
+      <w:r>
+        <w:t xml:space="preserve">Figure </w:t>
+      </w:r>
+      <w:r>
+        <w:rPr>
+          <w:noProof/>
+        </w:rPr>
+        <w:t>4</w:t>
+      </w:r>
+      <w:r>
+        <w:fldChar w:fldCharType="end"/>
+      </w:r>
+      <w:r>
+        <w:t>).</w:t>
+      </w:r>
+    </w:p>
+    <w:p>
+      <w:pPr>
+        <w:keepNext/>
+      </w:pPr>
+      <w:r>
+        <w:rPr>
+          <w:noProof/>
+          <w:lang w:eastAsia="en-GB"/>
+        </w:rPr>
+        <w:drawing>
+          <wp:inline distT="0" distB="0" distL="0" distR="0" wp14:anchorId="1C9FEE60" wp14:editId="3E88A228">
+            <wp:extent cx="4645152" cy="1792224"/>
+            <wp:effectExtent l="0" t="0" r="3175" b="0"/>
+            <wp:docPr id="3" name="Picture 3"/>
+            <wp:cNvGraphicFramePr>
+              <a:graphicFrameLocks xmlns:a="http://schemas.openxmlformats.org/drawingml/2006/main" noChangeAspect="1"/>
+            </wp:cNvGraphicFramePr>
+            <a:graphic xmlns:a="http://schemas.openxmlformats.org/drawingml/2006/main">
+              <a:graphicData uri="http://schemas.openxmlformats.org/drawingml/2006/picture">
+                <pic:pic xmlns:pic="http://schemas.openxmlformats.org/drawingml/2006/picture">
+                  <pic:nvPicPr>
+                    <pic:cNvPr id="0" name="Picture 1"/>
+                    <pic:cNvPicPr>
+                      <a:picLocks noChangeAspect="1" noChangeArrowheads="1"/>
+                    </pic:cNvPicPr>
+                  </pic:nvPicPr>
+                  <pic:blipFill>
+                    <a:blip r:embed="rId10">
+                      <a:extLst>
+                        <a:ext uri="{28A0092B-C50C-407E-A947-70E740481C1C}">
+                          <a14:useLocalDpi xmlns:a14="http://schemas.microsoft.com/office/drawing/2010/main" val="0"/>
+                        </a:ext>
+                      </a:extLst>
+                    </a:blip>
+                    <a:srcRect/>
+                    <a:stretch>
+                      <a:fillRect/>
+                    </a:stretch>
+                  </pic:blipFill>
+                  <pic:spPr bwMode="auto">
+                    <a:xfrm>
+                      <a:off x="0" y="0"/>
+                      <a:ext cx="4645152" cy="1792224"/>
+                    </a:xfrm>
+                    <a:prstGeom prst="rect">
+                      <a:avLst/>
+                    </a:prstGeom>
+                    <a:noFill/>
+                    <a:ln>
+                      <a:noFill/>
+                    </a:ln>
+                  </pic:spPr>
+                </pic:pic>
+              </a:graphicData>
+            </a:graphic>
+          </wp:inline>
+        </w:drawing>
+      </w:r>
+    </w:p>
+    <w:p>
+      <w:pPr>
+        <w:pStyle w:val="Caption"/>
+      </w:pPr>
+      <w:bookmarkStart w:id="3" w:name="_Ref394929539"/>
+      <w:r>
+        <w:t xml:space="preserve">Figure </w:t>
+      </w:r>
+      <w:r>
+        <w:fldChar w:fldCharType="begin"/>
+      </w:r>
+      <w:r>
+        <w:instrText xml:space="preserve"> SEQ Figure \* ARABIC </w:instrText>
+      </w:r>
+      <w:r>
+        <w:fldChar w:fldCharType="separate"/>
+      </w:r>
+      <w:r>
+        <w:rPr>
+          <w:noProof/>
+        </w:rPr>
+        <w:t>4</w:t>
+      </w:r>
+      <w:r>
+        <w:rPr>
+          <w:noProof/>
+        </w:rPr>
+        <w:fldChar w:fldCharType="end"/>
+      </w:r>
+      <w:bookmarkEnd w:id="3"/>
+      <w:r>
+        <w:t xml:space="preserve"> - The status panel provides information where data has been saved</w:t>
+      </w:r>
+    </w:p>
+    <w:p>
+      <w:r>
+        <w:t>CSV files will be named “Consumption_xxxx.csv”</w:t>
+      </w:r>
+      <w:r>
+        <w:t xml:space="preserve"> and “</w:t>
+      </w:r>
+      <w:r>
+        <w:t>Consumption_annual_</w:t>
+      </w:r>
+      <w:r>
+        <w:t>xxxx</w:t>
+      </w:r>
+      <w:r>
+        <w:t>.csv</w:t>
+      </w:r>
+      <w:r>
+        <w:t>”</w:t>
+      </w:r>
+      <w:r>
+        <w:t xml:space="preserve">, where </w:t>
+      </w:r>
+      <w:proofErr w:type="spellStart"/>
+      <w:r>
+        <w:t>xxxx</w:t>
+      </w:r>
+      <w:proofErr w:type="spellEnd"/>
+      <w:r>
+        <w:t xml:space="preserve"> denotes </w:t>
+      </w:r>
+      <w:r>
+        <w:t xml:space="preserve">the </w:t>
+      </w:r>
+      <w:r>
+        <w:t>time step</w:t>
+      </w:r>
+      <w:r>
+        <w:t xml:space="preserve"> data was saved for. </w:t>
+      </w:r>
+      <w:r>
+        <w:t>CSV files are formatted just like any other CSV file produced by Ecosim. G</w:t>
+      </w:r>
+      <w:r>
+        <w:t xml:space="preserve">roup names </w:t>
+      </w:r>
+      <w:r>
+        <w:t xml:space="preserve">are </w:t>
+      </w:r>
+      <w:r>
+        <w:t>listed as columns, and are implied in the same order for data rows.</w:t>
+      </w:r>
+    </w:p>
+    <w:p>
+      <w:pPr>
+        <w:pStyle w:val="Heading3"/>
+        <w:rPr>
+          <w:lang w:val="en-US"/>
+        </w:rPr>
+      </w:pPr>
+      <w:r>
+        <w:rPr>
+          <w:lang w:val="en-US"/>
+        </w:rPr>
+        <w:t xml:space="preserve">Details </w:t>
+      </w:r>
+      <w:r>
+        <w:rPr>
+          <w:lang w:val="en-US"/>
+        </w:rPr>
+        <w:t>to be aware of</w:t>
+      </w:r>
+    </w:p>
+    <w:p>
+      <w:pPr>
+        <w:rPr>
+          <w:lang w:val="en-US"/>
+        </w:rPr>
+      </w:pPr>
+      <w:r>
+        <w:rPr>
+          <w:lang w:val="en-US"/>
+        </w:rPr>
+        <w:t>The plug-in adheres to EwE</w:t>
+      </w:r>
+      <w:r>
+        <w:rPr>
+          <w:lang w:val="en-US"/>
+        </w:rPr>
+        <w:t>-wide</w:t>
+      </w:r>
+      <w:r>
+        <w:rPr>
+          <w:lang w:val="en-US"/>
+        </w:rPr>
+        <w:t xml:space="preserve"> export settings:</w:t>
+      </w:r>
+    </w:p>
+    <w:p>
+      <w:pPr>
+        <w:pStyle w:val="ListParagraph"/>
+        <w:numPr>
+          <w:ilvl w:val="0"/>
+          <w:numId w:val="1"/>
+        </w:numPr>
+        <w:rPr>
+          <w:lang w:val="en-US"/>
+        </w:rPr>
+      </w:pPr>
+      <w:r>
+        <w:rPr>
+          <w:lang w:val="en-US"/>
+        </w:rPr>
+        <w:t xml:space="preserve">Numbers will be formatted </w:t>
+      </w:r>
+      <w:r>
+        <w:rPr>
+          <w:lang w:val="en-US"/>
+        </w:rPr>
+        <w:t xml:space="preserve">according to </w:t>
+      </w:r>
+      <w:r>
+        <w:rPr>
+          <w:lang w:val="en-US"/>
+        </w:rPr>
+        <w:t>US</w:t>
+      </w:r>
+      <w:r>
+        <w:rPr>
+          <w:lang w:val="en-US"/>
+        </w:rPr>
+        <w:t xml:space="preserve"> </w:t>
+      </w:r>
+      <w:r>
+        <w:rPr>
+          <w:lang w:val="en-US"/>
+        </w:rPr>
+        <w:t>E</w:t>
+      </w:r>
+      <w:r>
+        <w:rPr>
+          <w:lang w:val="en-US"/>
+        </w:rPr>
+        <w:t>nglish</w:t>
+      </w:r>
+      <w:r>
+        <w:rPr>
+          <w:lang w:val="en-US"/>
+        </w:rPr>
+        <w:t xml:space="preserve"> notations, with decimal points and </w:t>
+      </w:r>
+      <w:r>
+        <w:rPr>
+          <w:lang w:val="en-US"/>
+        </w:rPr>
+        <w:t>without thousands separators;</w:t>
+      </w:r>
+    </w:p>
+    <w:p>
+      <w:pPr>
+        <w:pStyle w:val="ListParagraph"/>
+        <w:numPr>
+          <w:ilvl w:val="0"/>
+          <w:numId w:val="1"/>
+        </w:numPr>
+        <w:rPr>
+          <w:lang w:val="en-US"/>
+        </w:rPr>
+      </w:pPr>
+      <w:r>
+        <w:rPr>
+          <w:lang w:val="en-US"/>
+        </w:rPr>
+        <w:t>CSV files will be comma separated</w:t>
+      </w:r>
+      <w:r>
+        <w:rPr>
+          <w:lang w:val="en-US"/>
+        </w:rPr>
+        <w:t>;</w:t>
+      </w:r>
+      <w:bookmarkStart w:id="4" w:name="_GoBack"/>
+      <w:bookmarkEnd w:id="4"/>
+    </w:p>
+    <w:p>
+      <w:pPr>
+        <w:pStyle w:val="ListParagraph"/>
+        <w:numPr>
+          <w:ilvl w:val="0"/>
+          <w:numId w:val="1"/>
+        </w:numPr>
+        <w:rPr>
+          <w:lang w:val="en-US"/>
+        </w:rPr>
+      </w:pPr>
+      <w:r>
+        <w:rPr>
+          <w:lang w:val="en-US"/>
+        </w:rPr>
+        <w:t xml:space="preserve">CSV files </w:t>
+      </w:r>
+      <w:r>
+        <w:rPr>
+          <w:lang w:val="en-US"/>
+        </w:rPr>
+        <w:t xml:space="preserve">will include the </w:t>
+      </w:r>
+      <w:r>
+        <w:rPr>
+          <w:lang w:val="en-US"/>
+        </w:rPr>
+        <w:t xml:space="preserve">EwE </w:t>
+      </w:r>
+      <w:r>
+        <w:rPr>
+          <w:lang w:val="en-US"/>
+        </w:rPr>
+        <w:t xml:space="preserve">model and scenario </w:t>
+      </w:r>
+      <w:r>
+        <w:rPr>
+          <w:lang w:val="en-US"/>
+        </w:rPr>
+        <w:t xml:space="preserve">header unless this functionality is </w:t>
+      </w:r>
+      <w:r>
+        <w:rPr>
+          <w:lang w:val="en-US"/>
+        </w:rPr>
+        <w:t xml:space="preserve">explicitly </w:t>
+      </w:r>
+      <w:r>
+        <w:rPr>
+          <w:lang w:val="en-US"/>
+        </w:rPr>
+        <w:t xml:space="preserve">turned off in the </w:t>
+      </w:r>
+      <w:r>
+        <w:t xml:space="preserve">auto-save settings (see </w:t>
+      </w:r>
+      <w:r>
+        <w:fldChar w:fldCharType="begin"/>
+      </w:r>
+      <w:r>
+        <w:instrText xml:space="preserve"> REF _Ref394850067 \h </w:instrText>
+      </w:r>
+      <w:r>
+        <w:fldChar w:fldCharType="separate"/>
+      </w:r>
+      <w:r>
+        <w:t xml:space="preserve">Figure </w:t>
+      </w:r>
+      <w:r>
+        <w:rPr>
+          <w:noProof/>
+        </w:rPr>
+        <w:t>1</w:t>
+      </w:r>
+      <w:r>
+        <w:fldChar w:fldCharType="end"/>
+      </w:r>
+      <w:r>
+        <w:t>)</w:t>
+      </w:r>
     </w:p>
     <w:sectPr>
       <w:pgSz w:w="11906" w:h="16838"/>
@@ -503,6 +938,127 @@
     </w:sectPr>
   </w:body>
 </w:document>
+</file>
+
+<file path=word/numbering.xml><?xml version="1.0" encoding="utf-8"?>
+<w:numbering xmlns:wpc="http://schemas.microsoft.com/office/word/2010/wordprocessingCanvas" xmlns:mc="http://schemas.openxmlformats.org/markup-compatibility/2006" xmlns:o="urn:schemas-microsoft-com:office:office" xmlns:r="http://schemas.openxmlformats.org/officeDocument/2006/relationships" xmlns:m="http://schemas.openxmlformats.org/officeDocument/2006/math" xmlns:v="urn:schemas-microsoft-com:vml" xmlns:wp14="http://schemas.microsoft.com/office/word/2010/wordprocessingDrawing" xmlns:wp="http://schemas.openxmlformats.org/drawingml/2006/wordprocessingDrawing" xmlns:w10="urn:schemas-microsoft-com:office:word" xmlns:w="http://schemas.openxmlformats.org/wordprocessingml/2006/main" xmlns:w14="http://schemas.microsoft.com/office/word/2010/wordml" xmlns:wpg="http://schemas.microsoft.com/office/word/2010/wordprocessingGroup" xmlns:wpi="http://schemas.microsoft.com/office/word/2010/wordprocessingInk" xmlns:wne="http://schemas.microsoft.com/office/word/2006/wordml" xmlns:wps="http://schemas.microsoft.com/office/word/2010/wordprocessingShape" mc:Ignorable="w14 wp14">
+  <w:abstractNum w:abstractNumId="0">
+    <w:nsid w:val="039103B3"/>
+    <w:multiLevelType w:val="hybridMultilevel"/>
+    <w:tmpl w:val="1BE473DA"/>
+    <w:lvl w:ilvl="0" w:tplc="08090001">
+      <w:start w:val="1"/>
+      <w:numFmt w:val="bullet"/>
+      <w:lvlText w:val=""/>
+      <w:lvlJc w:val="left"/>
+      <w:pPr>
+        <w:ind w:left="720" w:hanging="360"/>
+      </w:pPr>
+      <w:rPr>
+        <w:rFonts w:ascii="Symbol" w:hAnsi="Symbol" w:hint="default"/>
+      </w:rPr>
+    </w:lvl>
+    <w:lvl w:ilvl="1" w:tplc="08090003" w:tentative="1">
+      <w:start w:val="1"/>
+      <w:numFmt w:val="bullet"/>
+      <w:lvlText w:val="o"/>
+      <w:lvlJc w:val="left"/>
+      <w:pPr>
+        <w:ind w:left="1440" w:hanging="360"/>
+      </w:pPr>
+      <w:rPr>
+        <w:rFonts w:ascii="Courier New" w:hAnsi="Courier New" w:cs="Courier New" w:hint="default"/>
+      </w:rPr>
+    </w:lvl>
+    <w:lvl w:ilvl="2" w:tplc="08090005" w:tentative="1">
+      <w:start w:val="1"/>
+      <w:numFmt w:val="bullet"/>
+      <w:lvlText w:val=""/>
+      <w:lvlJc w:val="left"/>
+      <w:pPr>
+        <w:ind w:left="2160" w:hanging="360"/>
+      </w:pPr>
+      <w:rPr>
+        <w:rFonts w:ascii="Wingdings" w:hAnsi="Wingdings" w:hint="default"/>
+      </w:rPr>
+    </w:lvl>
+    <w:lvl w:ilvl="3" w:tplc="08090001" w:tentative="1">
+      <w:start w:val="1"/>
+      <w:numFmt w:val="bullet"/>
+      <w:lvlText w:val=""/>
+      <w:lvlJc w:val="left"/>
+      <w:pPr>
+        <w:ind w:left="2880" w:hanging="360"/>
+      </w:pPr>
+      <w:rPr>
+        <w:rFonts w:ascii="Symbol" w:hAnsi="Symbol" w:hint="default"/>
+      </w:rPr>
+    </w:lvl>
+    <w:lvl w:ilvl="4" w:tplc="08090003" w:tentative="1">
+      <w:start w:val="1"/>
+      <w:numFmt w:val="bullet"/>
+      <w:lvlText w:val="o"/>
+      <w:lvlJc w:val="left"/>
+      <w:pPr>
+        <w:ind w:left="3600" w:hanging="360"/>
+      </w:pPr>
+      <w:rPr>
+        <w:rFonts w:ascii="Courier New" w:hAnsi="Courier New" w:cs="Courier New" w:hint="default"/>
+      </w:rPr>
+    </w:lvl>
+    <w:lvl w:ilvl="5" w:tplc="08090005" w:tentative="1">
+      <w:start w:val="1"/>
+      <w:numFmt w:val="bullet"/>
+      <w:lvlText w:val=""/>
+      <w:lvlJc w:val="left"/>
+      <w:pPr>
+        <w:ind w:left="4320" w:hanging="360"/>
+      </w:pPr>
+      <w:rPr>
+        <w:rFonts w:ascii="Wingdings" w:hAnsi="Wingdings" w:hint="default"/>
+      </w:rPr>
+    </w:lvl>
+    <w:lvl w:ilvl="6" w:tplc="08090001" w:tentative="1">
+      <w:start w:val="1"/>
+      <w:numFmt w:val="bullet"/>
+      <w:lvlText w:val=""/>
+      <w:lvlJc w:val="left"/>
+      <w:pPr>
+        <w:ind w:left="5040" w:hanging="360"/>
+      </w:pPr>
+      <w:rPr>
+        <w:rFonts w:ascii="Symbol" w:hAnsi="Symbol" w:hint="default"/>
+      </w:rPr>
+    </w:lvl>
+    <w:lvl w:ilvl="7" w:tplc="08090003" w:tentative="1">
+      <w:start w:val="1"/>
+      <w:numFmt w:val="bullet"/>
+      <w:lvlText w:val="o"/>
+      <w:lvlJc w:val="left"/>
+      <w:pPr>
+        <w:ind w:left="5760" w:hanging="360"/>
+      </w:pPr>
+      <w:rPr>
+        <w:rFonts w:ascii="Courier New" w:hAnsi="Courier New" w:cs="Courier New" w:hint="default"/>
+      </w:rPr>
+    </w:lvl>
+    <w:lvl w:ilvl="8" w:tplc="08090005" w:tentative="1">
+      <w:start w:val="1"/>
+      <w:numFmt w:val="bullet"/>
+      <w:lvlText w:val=""/>
+      <w:lvlJc w:val="left"/>
+      <w:pPr>
+        <w:ind w:left="6480" w:hanging="360"/>
+      </w:pPr>
+      <w:rPr>
+        <w:rFonts w:ascii="Wingdings" w:hAnsi="Wingdings" w:hint="default"/>
+      </w:rPr>
+    </w:lvl>
+  </w:abstractNum>
+  <w:num w:numId="1">
+    <w:abstractNumId w:val="0"/>
+  </w:num>
+</w:numbering>
 </file>
 
 <file path=word/styles.xml><?xml version="1.0" encoding="utf-8"?>
@@ -688,6 +1244,52 @@
       <w:szCs w:val="28"/>
     </w:rPr>
   </w:style>
+  <w:style w:type="paragraph" w:styleId="Heading2">
+    <w:name w:val="heading 2"/>
+    <w:basedOn w:val="Normal"/>
+    <w:next w:val="Normal"/>
+    <w:link w:val="Heading2Char"/>
+    <w:uiPriority w:val="9"/>
+    <w:unhideWhenUsed/>
+    <w:qFormat/>
+    <w:rsid w:val="00396256"/>
+    <w:pPr>
+      <w:keepNext/>
+      <w:keepLines/>
+      <w:spacing w:before="200" w:after="0"/>
+      <w:outlineLvl w:val="1"/>
+    </w:pPr>
+    <w:rPr>
+      <w:rFonts w:asciiTheme="majorHAnsi" w:eastAsiaTheme="majorEastAsia" w:hAnsiTheme="majorHAnsi" w:cstheme="majorBidi"/>
+      <w:b/>
+      <w:bCs/>
+      <w:color w:val="4F81BD" w:themeColor="accent1"/>
+      <w:sz w:val="26"/>
+      <w:szCs w:val="26"/>
+    </w:rPr>
+  </w:style>
+  <w:style w:type="paragraph" w:styleId="Heading3">
+    <w:name w:val="heading 3"/>
+    <w:basedOn w:val="Normal"/>
+    <w:next w:val="Normal"/>
+    <w:link w:val="Heading3Char"/>
+    <w:uiPriority w:val="9"/>
+    <w:unhideWhenUsed/>
+    <w:qFormat/>
+    <w:rsid w:val="009C56C7"/>
+    <w:pPr>
+      <w:keepNext/>
+      <w:keepLines/>
+      <w:spacing w:before="200" w:after="0"/>
+      <w:outlineLvl w:val="2"/>
+    </w:pPr>
+    <w:rPr>
+      <w:rFonts w:asciiTheme="majorHAnsi" w:eastAsiaTheme="majorEastAsia" w:hAnsiTheme="majorHAnsi" w:cstheme="majorBidi"/>
+      <w:b/>
+      <w:bCs/>
+      <w:color w:val="4F81BD" w:themeColor="accent1"/>
+    </w:rPr>
+  </w:style>
   <w:style w:type="character" w:default="1" w:styleId="DefaultParagraphFont">
     <w:name w:val="Default Paragraph Font"/>
     <w:uiPriority w:val="1"/>
@@ -777,6 +1379,45 @@
       <w:color w:val="365F91" w:themeColor="accent1" w:themeShade="BF"/>
       <w:sz w:val="28"/>
       <w:szCs w:val="28"/>
+    </w:rPr>
+  </w:style>
+  <w:style w:type="character" w:customStyle="1" w:styleId="Heading3Char">
+    <w:name w:val="Heading 3 Char"/>
+    <w:basedOn w:val="DefaultParagraphFont"/>
+    <w:link w:val="Heading3"/>
+    <w:uiPriority w:val="9"/>
+    <w:rsid w:val="009C56C7"/>
+    <w:rPr>
+      <w:rFonts w:asciiTheme="majorHAnsi" w:eastAsiaTheme="majorEastAsia" w:hAnsiTheme="majorHAnsi" w:cstheme="majorBidi"/>
+      <w:b/>
+      <w:bCs/>
+      <w:color w:val="4F81BD" w:themeColor="accent1"/>
+    </w:rPr>
+  </w:style>
+  <w:style w:type="paragraph" w:styleId="ListParagraph">
+    <w:name w:val="List Paragraph"/>
+    <w:basedOn w:val="Normal"/>
+    <w:uiPriority w:val="34"/>
+    <w:qFormat/>
+    <w:rsid w:val="00396256"/>
+    <w:pPr>
+      <w:ind w:left="720"/>
+      <w:contextualSpacing/>
+    </w:pPr>
+  </w:style>
+  <w:style w:type="character" w:customStyle="1" w:styleId="Heading2Char">
+    <w:name w:val="Heading 2 Char"/>
+    <w:basedOn w:val="DefaultParagraphFont"/>
+    <w:link w:val="Heading2"/>
+    <w:uiPriority w:val="9"/>
+    <w:rsid w:val="00396256"/>
+    <w:rPr>
+      <w:rFonts w:asciiTheme="majorHAnsi" w:eastAsiaTheme="majorEastAsia" w:hAnsiTheme="majorHAnsi" w:cstheme="majorBidi"/>
+      <w:b/>
+      <w:bCs/>
+      <w:color w:val="4F81BD" w:themeColor="accent1"/>
+      <w:sz w:val="26"/>
+      <w:szCs w:val="26"/>
     </w:rPr>
   </w:style>
 </w:styles>
@@ -965,6 +1606,52 @@
       <w:szCs w:val="28"/>
     </w:rPr>
   </w:style>
+  <w:style w:type="paragraph" w:styleId="Heading2">
+    <w:name w:val="heading 2"/>
+    <w:basedOn w:val="Normal"/>
+    <w:next w:val="Normal"/>
+    <w:link w:val="Heading2Char"/>
+    <w:uiPriority w:val="9"/>
+    <w:unhideWhenUsed/>
+    <w:qFormat/>
+    <w:rsid w:val="00396256"/>
+    <w:pPr>
+      <w:keepNext/>
+      <w:keepLines/>
+      <w:spacing w:before="200" w:after="0"/>
+      <w:outlineLvl w:val="1"/>
+    </w:pPr>
+    <w:rPr>
+      <w:rFonts w:asciiTheme="majorHAnsi" w:eastAsiaTheme="majorEastAsia" w:hAnsiTheme="majorHAnsi" w:cstheme="majorBidi"/>
+      <w:b/>
+      <w:bCs/>
+      <w:color w:val="4F81BD" w:themeColor="accent1"/>
+      <w:sz w:val="26"/>
+      <w:szCs w:val="26"/>
+    </w:rPr>
+  </w:style>
+  <w:style w:type="paragraph" w:styleId="Heading3">
+    <w:name w:val="heading 3"/>
+    <w:basedOn w:val="Normal"/>
+    <w:next w:val="Normal"/>
+    <w:link w:val="Heading3Char"/>
+    <w:uiPriority w:val="9"/>
+    <w:unhideWhenUsed/>
+    <w:qFormat/>
+    <w:rsid w:val="009C56C7"/>
+    <w:pPr>
+      <w:keepNext/>
+      <w:keepLines/>
+      <w:spacing w:before="200" w:after="0"/>
+      <w:outlineLvl w:val="2"/>
+    </w:pPr>
+    <w:rPr>
+      <w:rFonts w:asciiTheme="majorHAnsi" w:eastAsiaTheme="majorEastAsia" w:hAnsiTheme="majorHAnsi" w:cstheme="majorBidi"/>
+      <w:b/>
+      <w:bCs/>
+      <w:color w:val="4F81BD" w:themeColor="accent1"/>
+    </w:rPr>
+  </w:style>
   <w:style w:type="character" w:default="1" w:styleId="DefaultParagraphFont">
     <w:name w:val="Default Paragraph Font"/>
     <w:uiPriority w:val="1"/>
@@ -1054,6 +1741,45 @@
       <w:color w:val="365F91" w:themeColor="accent1" w:themeShade="BF"/>
       <w:sz w:val="28"/>
       <w:szCs w:val="28"/>
+    </w:rPr>
+  </w:style>
+  <w:style w:type="character" w:customStyle="1" w:styleId="Heading3Char">
+    <w:name w:val="Heading 3 Char"/>
+    <w:basedOn w:val="DefaultParagraphFont"/>
+    <w:link w:val="Heading3"/>
+    <w:uiPriority w:val="9"/>
+    <w:rsid w:val="009C56C7"/>
+    <w:rPr>
+      <w:rFonts w:asciiTheme="majorHAnsi" w:eastAsiaTheme="majorEastAsia" w:hAnsiTheme="majorHAnsi" w:cstheme="majorBidi"/>
+      <w:b/>
+      <w:bCs/>
+      <w:color w:val="4F81BD" w:themeColor="accent1"/>
+    </w:rPr>
+  </w:style>
+  <w:style w:type="paragraph" w:styleId="ListParagraph">
+    <w:name w:val="List Paragraph"/>
+    <w:basedOn w:val="Normal"/>
+    <w:uiPriority w:val="34"/>
+    <w:qFormat/>
+    <w:rsid w:val="00396256"/>
+    <w:pPr>
+      <w:ind w:left="720"/>
+      <w:contextualSpacing/>
+    </w:pPr>
+  </w:style>
+  <w:style w:type="character" w:customStyle="1" w:styleId="Heading2Char">
+    <w:name w:val="Heading 2 Char"/>
+    <w:basedOn w:val="DefaultParagraphFont"/>
+    <w:link w:val="Heading2"/>
+    <w:uiPriority w:val="9"/>
+    <w:rsid w:val="00396256"/>
+    <w:rPr>
+      <w:rFonts w:asciiTheme="majorHAnsi" w:eastAsiaTheme="majorEastAsia" w:hAnsiTheme="majorHAnsi" w:cstheme="majorBidi"/>
+      <w:b/>
+      <w:bCs/>
+      <w:color w:val="4F81BD" w:themeColor="accent1"/>
+      <w:sz w:val="26"/>
+      <w:szCs w:val="26"/>
     </w:rPr>
   </w:style>
 </w:styles>
@@ -1349,7 +2075,7 @@
 </file>
 
 <file path=customXml/itemProps1.xml><?xml version="1.0" encoding="utf-8"?>
-<ds:datastoreItem xmlns:ds="http://schemas.openxmlformats.org/officeDocument/2006/customXml" ds:itemID="{351C1915-2C9B-42C9-BEDD-2B924EA3D705}">
+<ds:datastoreItem xmlns:ds="http://schemas.openxmlformats.org/officeDocument/2006/customXml" ds:itemID="{89B14A44-545B-47AD-BEC5-BC4D733E5A15}">
   <ds:schemaRefs>
     <ds:schemaRef ds:uri="http://schemas.openxmlformats.org/officeDocument/2006/bibliography"/>
   </ds:schemaRefs>
